--- a/backend/data/corpus/DOC-20241013-156.docx
+++ b/backend/data/corpus/DOC-20241013-156.docx
@@ -63,7 +63,7 @@
           <w:b/>
           <w:sz w:val="21"/>
         </w:rPr>
-        <w:t>Arvind Corliss, MD, Bluestem Comprehensive Epilepsy Clinic, Lakeland, FL (RSM)</w:t>
+        <w:t>Gaspar Ostrander, MD, Riverstone Comprehensive Epilepsy Clinic, Burlington, VT (RSM)</w:t>
       </w:r>
     </w:p>
     <w:p>
@@ -71,7 +71,7 @@
         <w:rPr>
           <w:sz w:val="21"/>
         </w:rPr>
-        <w:t>&gt; An unhurried convo in workroom, mostly logistics.</w:t>
+        <w:t>&gt; Asked about my travel schedule, since visits keep landing on the busiest clinic days.</w:t>
       </w:r>
     </w:p>
     <w:p>
@@ -79,7 +79,7 @@
         <w:rPr>
           <w:sz w:val="21"/>
         </w:rPr>
-        <w:t>&gt; Described how the surgical workup list is triaged now compared with before.</w:t>
+        <w:t>&gt; Described how refractory group is triaged now compared with before.</w:t>
       </w:r>
     </w:p>
     <w:p>
@@ -87,7 +87,15 @@
         <w:rPr>
           <w:sz w:val="21"/>
         </w:rPr>
-        <w:t>&gt; Asked whether I would be at the meeting later this year.</w:t>
+        <w:t>&gt; Onboarding epilepsy fellow is current preoccupation here.</w:t>
+      </w:r>
+    </w:p>
+    <w:p>
+      <w:r>
+        <w:rPr>
+          <w:sz w:val="21"/>
+        </w:rPr>
+        <w:t>&gt; Nothing actionable this visit this time. Asked about safety and confirmed nothing to report.</w:t>
       </w:r>
     </w:p>
     <w:p>
@@ -103,7 +111,7 @@
           <w:b/>
           <w:sz w:val="21"/>
         </w:rPr>
-        <w:t>Caleb Munson, MD, Cedar Ridge Medical Group, Springfield, IL (AR)</w:t>
+        <w:t>Zubin Abernathy, MD, Cedar Ridge Regional Epilepsy Program, Little Rock, AR (RSM)</w:t>
       </w:r>
     </w:p>
     <w:p>
@@ -111,7 +119,7 @@
         <w:rPr>
           <w:sz w:val="21"/>
         </w:rPr>
-        <w:t>&gt; Caught an unexpectedly long window in shared office between pts.</w:t>
+        <w:t>&gt; Stopped by by scheduling desk for a fragmented convo.</w:t>
       </w:r>
     </w:p>
     <w:p>
@@ -119,7 +127,7 @@
         <w:rPr>
           <w:sz w:val="21"/>
         </w:rPr>
-        <w:t>&gt; The composition of the surgical workup list has shifted over the last year or two.</w:t>
+        <w:t>&gt; Coverage paperwork is handled by one person here, which came up as general frustration.</w:t>
       </w:r>
     </w:p>
     <w:p>
@@ -127,15 +135,7 @@
         <w:rPr>
           <w:sz w:val="21"/>
         </w:rPr>
-        <w:t>&gt; The practice lost one of the nurse practitioners and has not backfilled, so routine f/u slots looks better than last year.</w:t>
-      </w:r>
-    </w:p>
-    <w:p>
-      <w:r>
-        <w:rPr>
-          <w:sz w:val="21"/>
-        </w:rPr>
-        <w:t>&gt; Titration scheduling is handled by nursing staff, which the practice finds workable.</w:t>
+        <w:t>&gt; Onboarding a rotating resident is current preoccupation here.</w:t>
       </w:r>
     </w:p>
     <w:p>
@@ -151,7 +151,7 @@
           <w:b/>
           <w:sz w:val="21"/>
         </w:rPr>
-        <w:t>Ulrike Oakhurst, MD, Lakeshore Neurological Care Center, Provo, UT (RSM)</w:t>
+        <w:t>Felicity Bellweather, MD, Sandhill Neuroscience Center, Tacoma, WA (RSM)</w:t>
       </w:r>
     </w:p>
     <w:p>
@@ -159,7 +159,7 @@
         <w:rPr>
           <w:sz w:val="21"/>
         </w:rPr>
-        <w:t>&gt; No materials requested this time. Asked about safety and confirmed nothing to report.</w:t>
+        <w:t>&gt; No product discussion this time. Asked about safety and confirmed nothing to report.</w:t>
       </w:r>
     </w:p>
     <w:p>
@@ -167,7 +167,7 @@
         <w:rPr>
           <w:sz w:val="21"/>
         </w:rPr>
-        <w:t>&gt; Described how the refractory group is triaged now compared with before.</w:t>
+        <w:t>&gt; Onboarding a rotating resident is current preoccupation here.</w:t>
       </w:r>
     </w:p>
     <w:p>
@@ -175,7 +175,7 @@
         <w:rPr>
           <w:sz w:val="21"/>
         </w:rPr>
-        <w:t>&gt; Noted that formulary questions has improved somewhat and that this is not specific to any one product.</w:t>
+        <w:t>&gt; Talked through older half of panel in general terms, without any specific case.</w:t>
       </w:r>
     </w:p>
     <w:p>
@@ -183,7 +183,7 @@
         <w:rPr>
           <w:sz w:val="21"/>
         </w:rPr>
-        <w:t>&gt; The travel schedule this year came up, and little else.</w:t>
+        <w:t>&gt; Asked whether I would be at meeting later this year.</w:t>
       </w:r>
     </w:p>
     <w:p>
@@ -199,7 +199,7 @@
           <w:b/>
           <w:sz w:val="21"/>
         </w:rPr>
-        <w:t>Ilse Norrington, MD, Ironwood Neurology Associates, Spokane, WA (RSM)</w:t>
+        <w:t>Eloise Underhill, MD, Northgate Neurology Partners, Fort Wayne, IN (RSM)</w:t>
       </w:r>
     </w:p>
     <w:p>
@@ -207,7 +207,7 @@
         <w:rPr>
           <w:sz w:val="21"/>
         </w:rPr>
-        <w:t>&gt; A half-hour visit between clinic blocks; schedule was tight.</w:t>
+        <w:t>&gt; A half-hour convo over a quick coffee, mostly logistics.</w:t>
       </w:r>
     </w:p>
     <w:p>
@@ -215,7 +215,7 @@
         <w:rPr>
           <w:sz w:val="21"/>
         </w:rPr>
-        <w:t>&gt; The prior-authorization workflow went live without much warning, and that took up the first part of the conversation.</w:t>
+        <w:t>&gt; Benefit verification is step that most often delays a start here.</w:t>
       </w:r>
     </w:p>
     <w:p>
@@ -223,7 +223,7 @@
         <w:rPr>
           <w:sz w:val="21"/>
         </w:rPr>
-        <w:t>&gt; Talked through newly referred pts in general terms, without any specific case.</w:t>
+        <w:t>&gt; Talked through teh surgical workup list in general terms, without any specific case.</w:t>
       </w:r>
     </w:p>
     <w:p>
@@ -231,7 +231,7 @@
         <w:rPr>
           <w:sz w:val="21"/>
         </w:rPr>
-        <w:t>&gt; Benefit verification is the step that most often delays a start here.</w:t>
+        <w:t>&gt; The composition of newly referred pts has shifted over teh last year or two.</w:t>
       </w:r>
     </w:p>
     <w:p>
@@ -247,7 +247,7 @@
           <w:b/>
           <w:sz w:val="21"/>
         </w:rPr>
-        <w:t>Josefina Abernathy, MD, Riverstone Comprehensive Epilepsy Clinic, Hartford, CT (RSM)</w:t>
+        <w:t>Jaromir Steinmetz, MD, Windrow Neuroscience Center, Lakeland, FL (AR)</w:t>
       </w:r>
     </w:p>
     <w:p>
@@ -255,7 +255,7 @@
         <w:rPr>
           <w:sz w:val="21"/>
         </w:rPr>
-        <w:t>&gt; Caught a compressed window between clinic blocks between pts.</w:t>
+        <w:t>&gt; A brief convo in the back office, mostly logistics.</w:t>
       </w:r>
     </w:p>
     <w:p>
@@ -263,7 +263,7 @@
         <w:rPr>
           <w:sz w:val="21"/>
         </w:rPr>
-        <w:t>&gt; Closed there — nothing actionable this visit.</w:t>
+        <w:t>&gt; Spent some time on newly referred pts and how workup decisions get sequenced.</w:t>
       </w:r>
     </w:p>
     <w:p>
@@ -271,119 +271,7 @@
         <w:rPr>
           <w:sz w:val="21"/>
         </w:rPr>
-        <w:t>&gt; Described how the surgical workup list is triaged now compared with before.</w:t>
-      </w:r>
-    </w:p>
-    <w:p>
-      <w:r>
-        <w:rPr>
-          <w:sz w:val="21"/>
-        </w:rPr>
-        <w:t>&gt; Referral patterns into this clinic have changed, and older half of panel is a bigger share than it was.</w:t>
-      </w:r>
-    </w:p>
-    <w:p>
-      <w:r>
-        <w:rPr>
-          <w:sz w:val="21"/>
-        </w:rPr>
-        <w:t>&gt; Monitoring intervals during titration are set by clinic routine here rather than by protocol.</w:t>
-      </w:r>
-    </w:p>
-    <w:p>
-      <w:r>
-        <w:rPr>
-          <w:sz w:val="21"/>
-        </w:rPr>
-      </w:r>
-    </w:p>
-    <w:p>
-      <w:r>
-        <w:rPr>
-          <w:b/>
-          <w:sz w:val="21"/>
-        </w:rPr>
-        <w:t>Alastair Harkness, MD, Quarry Hill Epilepsy Center, Scranton, PA (RSM)</w:t>
-      </w:r>
-    </w:p>
-    <w:p>
-      <w:r>
-        <w:rPr>
-          <w:sz w:val="21"/>
-        </w:rPr>
-        <w:t>&gt; Caught a fragmented window in workroom between pts.</w:t>
-      </w:r>
-    </w:p>
-    <w:p>
-      <w:r>
-        <w:rPr>
-          <w:sz w:val="21"/>
-        </w:rPr>
-        <w:t>&gt; The composition of pediatric-to-adult transfers has shifted over last year or two.</w:t>
-      </w:r>
-    </w:p>
-    <w:p>
-      <w:r>
-        <w:rPr>
-          <w:sz w:val="21"/>
-        </w:rPr>
-        <w:t>&gt; Closed there — nothing actionable this visit.</w:t>
-      </w:r>
-    </w:p>
-    <w:p>
-      <w:r>
-        <w:rPr>
-          <w:sz w:val="21"/>
-        </w:rPr>
-        <w:t>&gt; Titration habits came up in general terms; no specifics were discussed and none were offered.</w:t>
-      </w:r>
-    </w:p>
-    <w:p>
-      <w:r>
-        <w:rPr>
-          <w:sz w:val="21"/>
-        </w:rPr>
-      </w:r>
-    </w:p>
-    <w:p>
-      <w:r>
-        <w:rPr>
-          <w:b/>
-          <w:sz w:val="21"/>
-        </w:rPr>
-        <w:t>Lachlan Stanhope, MD, Palmetto Neurology Institute, Syracuse, NY (AR)</w:t>
-      </w:r>
-    </w:p>
-    <w:p>
-      <w:r>
-        <w:rPr>
-          <w:sz w:val="21"/>
-        </w:rPr>
-        <w:t>&gt; A half-hour meeting in corridor, first one this quarter.</w:t>
-      </w:r>
-    </w:p>
-    <w:p>
-      <w:r>
-        <w:rPr>
-          <w:sz w:val="21"/>
-        </w:rPr>
-        <w:t>&gt; Titration habits came up in general terms; no specifics were discussed and none were offered.</w:t>
-      </w:r>
-    </w:p>
-    <w:p>
-      <w:r>
-        <w:rPr>
-          <w:sz w:val="21"/>
-        </w:rPr>
-        <w:t>&gt; Asked about my travel schedule, since visits keep landing on the busiest clinic days.</w:t>
-      </w:r>
-    </w:p>
-    <w:p>
-      <w:r>
-        <w:rPr>
-          <w:sz w:val="21"/>
-        </w:rPr>
-        <w:t>&gt; Asked whether I would be at the meeting later this year.</w:t>
+        <w:t>&gt; Closed there — no materials requested.</w:t>
       </w:r>
     </w:p>
     <w:p>
@@ -407,7 +295,7 @@
         <w:rPr>
           <w:sz w:val="21"/>
         </w:rPr>
-        <w:t>&gt; An unhurried conversation at the nurses' station, mostly logistics.</w:t>
+        <w:t>&gt; A rushed convo at the nurses' station, mostly logistics.</w:t>
       </w:r>
     </w:p>
     <w:p>
@@ -415,7 +303,7 @@
         <w:rPr>
           <w:sz w:val="21"/>
         </w:rPr>
-        <w:t>&gt; Titration scheduling is handled by nursing staff, which the practice finds workable.</w:t>
+        <w:t>&gt; The practice lost front-desk coordinator and has not backfilled, so clinic throughput looks better than last year.</w:t>
       </w:r>
     </w:p>
     <w:p>
@@ -423,7 +311,7 @@
         <w:rPr>
           <w:sz w:val="21"/>
         </w:rPr>
-        <w:t>&gt; Asked whether I had seen review that circulated on the service; I had not, and offered nothing in return.</w:t>
+        <w:t>&gt; Referenced guideline update discussed at journal club in passing.</w:t>
       </w:r>
     </w:p>
     <w:p>
@@ -431,7 +319,7 @@
         <w:rPr>
           <w:sz w:val="21"/>
         </w:rPr>
-        <w:t>&gt; The composition of surgical workup list has shifted over last year or two.</w:t>
+        <w:t>&gt; Described preference for slower titration in general, unrelated to any particular pt.</w:t>
       </w:r>
     </w:p>
     <w:p>
@@ -439,7 +327,7 @@
         <w:rPr>
           <w:sz w:val="21"/>
         </w:rPr>
-        <w:t>&gt; The practice lost one of nurse practitioners and has not backfilled, so clinic throughput keeps slipping.</w:t>
+        <w:t>&gt; Referral patterns into this clinic have changed, and long-standing pts is a bigger share than it was.</w:t>
       </w:r>
     </w:p>
     <w:p>
@@ -455,7 +343,7 @@
           <w:b/>
           <w:sz w:val="21"/>
         </w:rPr>
-        <w:t>Imani Lindenmuth, MD, Sable Creek Medical Group, Lexington, KY (RSM)</w:t>
+        <w:t>Kiara Vandergriff, MD, Beacon Hill Neurology Associates, Providence, RI (RSM)</w:t>
       </w:r>
     </w:p>
     <w:p>
@@ -463,7 +351,7 @@
         <w:rPr>
           <w:sz w:val="21"/>
         </w:rPr>
-        <w:t>&gt; Described preference for slower titration in general, unrelated to any particular pt.</w:t>
+        <w:t>&gt; Titration habits came up in general terms; no specifics were discussed and none were offered.</w:t>
       </w:r>
     </w:p>
     <w:p>
@@ -471,7 +359,7 @@
         <w:rPr>
           <w:sz w:val="21"/>
         </w:rPr>
-        <w:t>&gt; Clinic throughput keeps slipping since the summer, which shapes how much time there is for anything else.</w:t>
+        <w:t>&gt; Referral patterns into this clinic have changed, and refractory group is a bigger share than it was.</w:t>
       </w:r>
     </w:p>
     <w:p>
@@ -479,7 +367,15 @@
         <w:rPr>
           <w:sz w:val="21"/>
         </w:rPr>
-        <w:t>&gt; Agreed to reconnect at a call later this month; nothing that needed follow-up.</w:t>
+        <w:t>&gt; Mostly small talk about the program and the venue.</w:t>
+      </w:r>
+    </w:p>
+    <w:p>
+      <w:r>
+        <w:rPr>
+          <w:sz w:val="21"/>
+        </w:rPr>
+        <w:t>&gt; Described how the older half of the panel is triaged now compared with before.</w:t>
       </w:r>
     </w:p>
     <w:p>
@@ -495,7 +391,7 @@
           <w:b/>
           <w:sz w:val="21"/>
         </w:rPr>
-        <w:t>Valentina Danforth, MD, Beacon Hill Neurology Associates, Santa Fe, NM (RSM)</w:t>
+        <w:t>Rohan Ivanetti, MD, Palmetto Neurology Institute, Buffalo, NY (RSM)</w:t>
       </w:r>
     </w:p>
     <w:p>
@@ -503,7 +399,7 @@
         <w:rPr>
           <w:sz w:val="21"/>
         </w:rPr>
-        <w:t>&gt; A productive convo in the corridor, mostly logistics.</w:t>
+        <w:t>&gt; A twenty-minute convo at end of clinic list, mostly logistics.</w:t>
       </w:r>
     </w:p>
     <w:p>
@@ -511,7 +407,7 @@
         <w:rPr>
           <w:sz w:val="21"/>
         </w:rPr>
-        <w:t>&gt; Onboarding a rotating resident is the current preoccupation here.</w:t>
+        <w:t>&gt; Talked through refractory group in general terms, without any specific case.</w:t>
       </w:r>
     </w:p>
     <w:p>
@@ -519,7 +415,7 @@
         <w:rPr>
           <w:sz w:val="21"/>
         </w:rPr>
-        <w:t>&gt; Described how newly referred pts is triaged now compared with before.</w:t>
+        <w:t>&gt; The composition of long-standing pts has shifted over last year or two.</w:t>
       </w:r>
     </w:p>
     <w:p>
@@ -535,7 +431,7 @@
           <w:b/>
           <w:sz w:val="21"/>
         </w:rPr>
-        <w:t>Yannick Nakagawa, MD, Granite Bay Epilepsy Center, Toledo, OH (RSM)</w:t>
+        <w:t>Rosalind Ivanetti, MD, Saltmarsh Neurological Care Center, Fort Collins, CO (RSM)</w:t>
       </w:r>
     </w:p>
     <w:p>
@@ -543,7 +439,7 @@
         <w:rPr>
           <w:sz w:val="21"/>
         </w:rPr>
-        <w:t>&gt; Stopped by between clinic blocks for an unhurried conversation.</w:t>
+        <w:t>&gt; A half-hour meeting in the shared office, first one this quarter.</w:t>
       </w:r>
     </w:p>
     <w:p>
@@ -551,7 +447,7 @@
         <w:rPr>
           <w:sz w:val="21"/>
         </w:rPr>
-        <w:t>&gt; Asked whether I would be at meeting later this year.</w:t>
+        <w:t>&gt; Most of discussion was about phone triage line, which changed again last month.</w:t>
       </w:r>
     </w:p>
     <w:p>
@@ -559,7 +455,71 @@
         <w:rPr>
           <w:sz w:val="21"/>
         </w:rPr>
-        <w:t>&gt; No product discussion this time. Asked about safety and confirmed nothing to report.</w:t>
+        <w:t>&gt; Agreed to reconnect at f/u appointment; no specific request.</w:t>
+      </w:r>
+    </w:p>
+    <w:p>
+      <w:r>
+        <w:rPr>
+          <w:sz w:val="21"/>
+        </w:rPr>
+        <w:t>&gt; Referral patterns into this clinic have changed, and the older half of the panel is a bigger share than it was.</w:t>
+      </w:r>
+    </w:p>
+    <w:p>
+      <w:r>
+        <w:rPr>
+          <w:sz w:val="21"/>
+        </w:rPr>
+        <w:t>&gt; Asked about my travel schedule, since visits keep landing on the busiest clinic days.</w:t>
+      </w:r>
+    </w:p>
+    <w:p>
+      <w:r>
+        <w:rPr>
+          <w:sz w:val="21"/>
+        </w:rPr>
+      </w:r>
+    </w:p>
+    <w:p>
+      <w:r>
+        <w:rPr>
+          <w:b/>
+          <w:sz w:val="21"/>
+        </w:rPr>
+        <w:t>Esperanza Jarreau, MD, Vantage Park Regional Epilepsy Program, Hartford, CT (RSM)</w:t>
+      </w:r>
+    </w:p>
+    <w:p>
+      <w:r>
+        <w:rPr>
+          <w:sz w:val="21"/>
+        </w:rPr>
+        <w:t>&gt; A brief visit over quick coffee; the schedule was tight.</w:t>
+      </w:r>
+    </w:p>
+    <w:p>
+      <w:r>
+        <w:rPr>
+          <w:sz w:val="21"/>
+        </w:rPr>
+        <w:t>&gt; Asked about my travel schedule, since visits keep landing on the busiest clinic days.</w:t>
+      </w:r>
+    </w:p>
+    <w:p>
+      <w:r>
+        <w:rPr>
+          <w:sz w:val="21"/>
+        </w:rPr>
+        <w:t>&gt; Most of the discussion was about the pt portal, which is being piloted this quarter.</w:t>
+      </w:r>
+    </w:p>
+    <w:p>
+      <w:r>
+        <w:rPr>
+          <w:sz w:val="21"/>
+        </w:rPr>
+        <w:t>&gt; Talked through older half of panel in general terms, without any specific case.</w:t>
       </w:r>
     </w:p>
     <w:p>
@@ -583,7 +543,7 @@
           <w:b/>
           <w:sz w:val="21"/>
         </w:rPr>
-        <w:t>Silvio Barrowman, MD, Beacon Hill Neurology Associates, Providence, RI (AR)</w:t>
+        <w:t>Robert Enloe, MD, High Desert Neurology, Boise, ID (AR)</w:t>
       </w:r>
     </w:p>
     <w:p>
@@ -591,31 +551,7 @@
         <w:rPr>
           <w:sz w:val="21"/>
         </w:rPr>
-        <w:t>&gt; Mentioned session summary from colleague but did not raise any specific finding.</w:t>
-      </w:r>
-    </w:p>
-    <w:p>
-      <w:r>
-        <w:rPr>
-          <w:sz w:val="21"/>
-        </w:rPr>
-        <w:t>&gt; Onboarding front-desk coordinator is current preoccupation here.</w:t>
-      </w:r>
-    </w:p>
-    <w:p>
-      <w:r>
-        <w:rPr>
-          <w:sz w:val="21"/>
-        </w:rPr>
-        <w:t>&gt; Described a preference for slower titration in general, unrelated to any particular pt.</w:t>
-      </w:r>
-    </w:p>
-    <w:p>
-      <w:r>
-        <w:rPr>
-          <w:sz w:val="21"/>
-        </w:rPr>
-        <w:t>&gt; Talked through long-standing pts in general terms, without any specific case.</w:t>
+        <w:t>&gt; Stopped by at the nurses' station for an unhurried conversation.</w:t>
       </w:r>
     </w:p>
     <w:p>
@@ -631,15 +567,7 @@
         <w:rPr>
           <w:sz w:val="21"/>
         </w:rPr>
-      </w:r>
-    </w:p>
-    <w:p>
-      <w:r>
-        <w:rPr>
-          <w:b/>
-          <w:sz w:val="21"/>
-        </w:rPr>
-        <w:t>Mei-Lin Tsang, MD, Bayview Epilepsy Associates, Oakland, CA (RSM)</w:t>
+        <w:t>&gt; Closed there — nothing actionable this visit.</w:t>
       </w:r>
     </w:p>
     <w:p>
@@ -647,7 +575,7 @@
         <w:rPr>
           <w:sz w:val="21"/>
         </w:rPr>
-        <w:t>&gt; A rushed meeting in the reading room, first one this quarter.</w:t>
+        <w:t>&gt; The prior-authorization workflow is being piloted this quarter, and that took up the first part of the conversation.</w:t>
       </w:r>
     </w:p>
     <w:p>
@@ -655,31 +583,7 @@
         <w:rPr>
           <w:sz w:val="21"/>
         </w:rPr>
-        <w:t>&gt; Agreed to reconnect at the following quarter; nothing actionable this visit.</w:t>
-      </w:r>
-    </w:p>
-    <w:p>
-      <w:r>
-        <w:rPr>
-          <w:sz w:val="21"/>
-        </w:rPr>
-        <w:t>&gt; Talked through the older half of the panel in general terms, without any specific case.</w:t>
-      </w:r>
-    </w:p>
-    <w:p>
-      <w:r>
-        <w:rPr>
-          <w:sz w:val="21"/>
-        </w:rPr>
-        <w:t>&gt; Described a preference for slower titration in general, unrelated to any particular patient.</w:t>
-      </w:r>
-    </w:p>
-    <w:p>
-      <w:r>
-        <w:rPr>
-          <w:sz w:val="21"/>
-        </w:rPr>
-        <w:t>&gt; Onboarding the epilepsy fellow is the current preoccupation here.</w:t>
+        <w:t>&gt; Mentioned a case series someone forwarded but did not raise any specific finding.</w:t>
       </w:r>
     </w:p>
     <w:p>
@@ -695,7 +599,7 @@
           <w:b/>
           <w:sz w:val="21"/>
         </w:rPr>
-        <w:t>Nikolai Barrowman, MD, Bluestem Comprehensive Epilepsy Clinic, Springfield, MO (AR)</w:t>
+        <w:t>Dagmar Nashwood, MD, Harborlight Epilepsy Center, Portland, ME (RSM)</w:t>
       </w:r>
     </w:p>
     <w:p>
@@ -703,7 +607,7 @@
         <w:rPr>
           <w:sz w:val="21"/>
         </w:rPr>
-        <w:t>&gt; Talked through the surgical workup list in general terms, without any specific case.</w:t>
+        <w:t>&gt; Stopped by between clinic blocks for half-hour convo.</w:t>
       </w:r>
     </w:p>
     <w:p>
@@ -711,7 +615,7 @@
         <w:rPr>
           <w:sz w:val="21"/>
         </w:rPr>
-        <w:t>&gt; No specific request. Safety items asked about and confirmed none.</w:t>
+        <w:t>&gt; Titration scheduling is handled by nursing staff, which the practice finds workable.</w:t>
       </w:r>
     </w:p>
     <w:p>
@@ -719,7 +623,103 @@
         <w:rPr>
           <w:sz w:val="21"/>
         </w:rPr>
-        <w:t>&gt; Referral patterns into this clinic have changed, and refractory group is bigger share than it was.</w:t>
+        <w:t>&gt; Spent some time on newly referred pts and how workup decisions get sequenced.</w:t>
+      </w:r>
+    </w:p>
+    <w:p>
+      <w:r>
+        <w:rPr>
+          <w:sz w:val="21"/>
+        </w:rPr>
+        <w:t>&gt; The practice lost epilepsy fellow and has not backfilled, so new-pt backlog has stretched out.</w:t>
+      </w:r>
+    </w:p>
+    <w:p>
+      <w:r>
+        <w:rPr>
+          <w:sz w:val="21"/>
+        </w:rPr>
+      </w:r>
+    </w:p>
+    <w:p>
+      <w:r>
+        <w:rPr>
+          <w:b/>
+          <w:sz w:val="21"/>
+        </w:rPr>
+        <w:t>Mateo Ivanetti, MD, Bayview Health Neurology, Burlington, VT (RSM)</w:t>
+      </w:r>
+    </w:p>
+    <w:p>
+      <w:r>
+        <w:rPr>
+          <w:sz w:val="21"/>
+        </w:rPr>
+        <w:t>&gt; Agreed to reconnect at the following quarter; no product discussion.</w:t>
+      </w:r>
+    </w:p>
+    <w:p>
+      <w:r>
+        <w:rPr>
+          <w:sz w:val="21"/>
+        </w:rPr>
+        <w:t>&gt; The practice lost one of nurse practitioners and has not backfilled, so new-pt backlog is slowly recovering.</w:t>
+      </w:r>
+    </w:p>
+    <w:p>
+      <w:r>
+        <w:rPr>
+          <w:sz w:val="21"/>
+        </w:rPr>
+        <w:t>&gt; Titration habits came up in general terms; no specifics were discussed and none were offered.</w:t>
+      </w:r>
+    </w:p>
+    <w:p>
+      <w:r>
+        <w:rPr>
+          <w:sz w:val="21"/>
+        </w:rPr>
+        <w:t>&gt; Talked through the refractory group in general terms, without any specific case.</w:t>
+      </w:r>
+    </w:p>
+    <w:p>
+      <w:r>
+        <w:rPr>
+          <w:sz w:val="21"/>
+        </w:rPr>
+      </w:r>
+    </w:p>
+    <w:p>
+      <w:r>
+        <w:rPr>
+          <w:b/>
+          <w:sz w:val="21"/>
+        </w:rPr>
+        <w:t>Saoirse Inverness, MD, Granite Bay Epilepsy Center, Chattanooga, TN (RSM)</w:t>
+      </w:r>
+    </w:p>
+    <w:p>
+      <w:r>
+        <w:rPr>
+          <w:sz w:val="21"/>
+        </w:rPr>
+        <w:t>&gt; A twenty-minute visit in the back office; the schedule was tight.</w:t>
+      </w:r>
+    </w:p>
+    <w:p>
+      <w:r>
+        <w:rPr>
+          <w:sz w:val="21"/>
+        </w:rPr>
+        <w:t>&gt; The appeals process is handled by one person here, which came up as a general frustration.</w:t>
+      </w:r>
+    </w:p>
+    <w:p>
+      <w:r>
+        <w:rPr>
+          <w:sz w:val="21"/>
+        </w:rPr>
+        <w:t>&gt; Left it at that, with following quarter to be scheduled.</w:t>
       </w:r>
     </w:p>
     <w:p>
